--- a/doc/1.《易启动》部署指南(Windows系统).docx
+++ b/doc/1.《易启动》部署指南(Windows系统).docx
@@ -221,7 +221,6 @@
             <w:insideH w:val="none" w:color="auto" w:sz="0" w:space="0"/>
             <w:insideV w:val="none" w:color="auto" w:sz="0" w:space="0"/>
           </w:tblBorders>
-          <w:shd w:val="clear" w:color="auto" w:fill="auto"/>
           <w:tblCellMar>
             <w:top w:w="15" w:type="dxa"/>
             <w:left w:w="15" w:type="dxa"/>
@@ -376,6 +375,342 @@
                 <w:lang w:val="en-US" w:eastAsia="zh-CN"/>
               </w:rPr>
               <w:t>)</w:t>
+            </w:r>
+          </w:p>
+        </w:tc>
+      </w:tr>
+      <w:tr>
+        <w:tblPrEx>
+          <w:tblBorders>
+            <w:top w:val="none" w:color="auto" w:sz="0" w:space="0"/>
+            <w:left w:val="none" w:color="auto" w:sz="0" w:space="0"/>
+            <w:bottom w:val="none" w:color="auto" w:sz="0" w:space="0"/>
+            <w:right w:val="none" w:color="auto" w:sz="0" w:space="0"/>
+            <w:insideH w:val="none" w:color="auto" w:sz="0" w:space="0"/>
+            <w:insideV w:val="none" w:color="auto" w:sz="0" w:space="0"/>
+          </w:tblBorders>
+          <w:tblCellMar>
+            <w:top w:w="15" w:type="dxa"/>
+            <w:left w:w="15" w:type="dxa"/>
+            <w:bottom w:w="15" w:type="dxa"/>
+            <w:right w:w="15" w:type="dxa"/>
+          </w:tblCellMar>
+        </w:tblPrEx>
+        <w:tc>
+          <w:tcPr>
+            <w:tcW w:w="0" w:type="auto"/>
+            <w:tcBorders>
+              <w:top w:val="single" w:color="70AD47" w:sz="4" w:space="0"/>
+              <w:left w:val="single" w:color="70AD47" w:sz="4" w:space="0"/>
+              <w:bottom w:val="single" w:color="70AD47" w:sz="4" w:space="0"/>
+              <w:right w:val="single" w:color="70AD47" w:sz="4" w:space="0"/>
+            </w:tcBorders>
+            <w:shd w:val="clear" w:color="auto" w:fill="FFFFFF"/>
+            <w:vAlign w:val="top"/>
+          </w:tcPr>
+          <w:p>
+            <w:pPr>
+              <w:rPr>
+                <w:b w:val="0"/>
+                <w:color w:val="000000"/>
+              </w:rPr>
+            </w:pPr>
+            <w:r>
+              <w:rPr>
+                <w:b w:val="0"/>
+                <w:color w:val="000000"/>
+                <w:lang w:val="en-US" w:eastAsia="zh-CN"/>
+              </w:rPr>
+              <w:t>Windows Vista SP 2</w:t>
+            </w:r>
+          </w:p>
+        </w:tc>
+        <w:tc>
+          <w:tcPr>
+            <w:tcW w:w="0" w:type="auto"/>
+            <w:tcBorders>
+              <w:top w:val="single" w:color="70AD47" w:sz="4" w:space="0"/>
+              <w:left w:val="single" w:color="70AD47" w:sz="4" w:space="0"/>
+              <w:bottom w:val="single" w:color="70AD47" w:sz="4" w:space="0"/>
+              <w:right w:val="single" w:color="70AD47" w:sz="4" w:space="0"/>
+            </w:tcBorders>
+            <w:shd w:val="clear" w:color="auto" w:fill="FFFFFF"/>
+            <w:vAlign w:val="top"/>
+          </w:tcPr>
+          <w:p>
+            <w:pPr>
+              <w:rPr>
+                <w:b w:val="0"/>
+                <w:color w:val="000000"/>
+              </w:rPr>
+            </w:pPr>
+            <w:r>
+              <w:rPr>
+                <w:b w:val="0"/>
+                <w:color w:val="000000"/>
+                <w:lang w:val="en-US" w:eastAsia="zh-CN"/>
+              </w:rPr>
+              <w:t xml:space="preserve">Microsoft Visual C++ 2015-2019 </w:t>
+            </w:r>
+            <w:r>
+              <w:rPr>
+                <w:rFonts w:hint="eastAsia"/>
+                <w:b w:val="0"/>
+                <w:color w:val="000000"/>
+              </w:rPr>
+              <w:t>可再发行包</w:t>
+            </w:r>
+          </w:p>
+        </w:tc>
+      </w:tr>
+      <w:tr>
+        <w:tblPrEx>
+          <w:tblBorders>
+            <w:top w:val="none" w:color="auto" w:sz="0" w:space="0"/>
+            <w:left w:val="none" w:color="auto" w:sz="0" w:space="0"/>
+            <w:bottom w:val="none" w:color="auto" w:sz="0" w:space="0"/>
+            <w:right w:val="none" w:color="auto" w:sz="0" w:space="0"/>
+            <w:insideH w:val="none" w:color="auto" w:sz="0" w:space="0"/>
+            <w:insideV w:val="none" w:color="auto" w:sz="0" w:space="0"/>
+          </w:tblBorders>
+          <w:tblCellMar>
+            <w:top w:w="15" w:type="dxa"/>
+            <w:left w:w="15" w:type="dxa"/>
+            <w:bottom w:w="15" w:type="dxa"/>
+            <w:right w:w="15" w:type="dxa"/>
+          </w:tblCellMar>
+        </w:tblPrEx>
+        <w:tc>
+          <w:tcPr>
+            <w:tcW w:w="0" w:type="auto"/>
+            <w:tcBorders>
+              <w:top w:val="single" w:color="70AD47" w:sz="4" w:space="0"/>
+              <w:left w:val="single" w:color="70AD47" w:sz="4" w:space="0"/>
+              <w:bottom w:val="single" w:color="70AD47" w:sz="4" w:space="0"/>
+              <w:right w:val="single" w:color="70AD47" w:sz="4" w:space="0"/>
+            </w:tcBorders>
+            <w:shd w:val="clear" w:color="auto" w:fill="FFFFFF"/>
+            <w:vAlign w:val="top"/>
+          </w:tcPr>
+          <w:p>
+            <w:pPr>
+              <w:rPr>
+                <w:b w:val="0"/>
+                <w:color w:val="000000"/>
+              </w:rPr>
+            </w:pPr>
+            <w:r>
+              <w:rPr>
+                <w:b w:val="0"/>
+                <w:color w:val="000000"/>
+                <w:lang w:val="en-US" w:eastAsia="zh-CN"/>
+              </w:rPr>
+              <w:t>Windows 8.1</w:t>
+            </w:r>
+          </w:p>
+        </w:tc>
+        <w:tc>
+          <w:tcPr>
+            <w:tcW w:w="0" w:type="auto"/>
+            <w:tcBorders>
+              <w:top w:val="single" w:color="70AD47" w:sz="4" w:space="0"/>
+              <w:left w:val="single" w:color="70AD47" w:sz="4" w:space="0"/>
+              <w:bottom w:val="single" w:color="70AD47" w:sz="4" w:space="0"/>
+              <w:right w:val="single" w:color="70AD47" w:sz="4" w:space="0"/>
+            </w:tcBorders>
+            <w:shd w:val="clear" w:color="auto" w:fill="FFFFFF"/>
+            <w:vAlign w:val="top"/>
+          </w:tcPr>
+          <w:p>
+            <w:pPr>
+              <w:rPr>
+                <w:b w:val="0"/>
+                <w:color w:val="000000"/>
+              </w:rPr>
+            </w:pPr>
+            <w:r>
+              <w:rPr>
+                <w:b w:val="0"/>
+                <w:color w:val="000000"/>
+                <w:lang w:val="en-US" w:eastAsia="zh-CN"/>
+              </w:rPr>
+              <w:t xml:space="preserve">Microsoft Visual C++ 2015-2019 </w:t>
+            </w:r>
+            <w:r>
+              <w:rPr>
+                <w:rFonts w:hint="eastAsia"/>
+                <w:b w:val="0"/>
+                <w:color w:val="000000"/>
+              </w:rPr>
+              <w:t>可再发行包</w:t>
+            </w:r>
+          </w:p>
+        </w:tc>
+      </w:tr>
+      <w:tr>
+        <w:tblPrEx>
+          <w:tblBorders>
+            <w:top w:val="none" w:color="auto" w:sz="0" w:space="0"/>
+            <w:left w:val="none" w:color="auto" w:sz="0" w:space="0"/>
+            <w:bottom w:val="none" w:color="auto" w:sz="0" w:space="0"/>
+            <w:right w:val="none" w:color="auto" w:sz="0" w:space="0"/>
+            <w:insideH w:val="none" w:color="auto" w:sz="0" w:space="0"/>
+            <w:insideV w:val="none" w:color="auto" w:sz="0" w:space="0"/>
+          </w:tblBorders>
+          <w:tblCellMar>
+            <w:top w:w="15" w:type="dxa"/>
+            <w:left w:w="15" w:type="dxa"/>
+            <w:bottom w:w="15" w:type="dxa"/>
+            <w:right w:w="15" w:type="dxa"/>
+          </w:tblCellMar>
+        </w:tblPrEx>
+        <w:tc>
+          <w:tcPr>
+            <w:tcW w:w="0" w:type="auto"/>
+            <w:tcBorders>
+              <w:top w:val="single" w:color="70AD47" w:sz="4" w:space="0"/>
+              <w:left w:val="single" w:color="70AD47" w:sz="4" w:space="0"/>
+              <w:bottom w:val="single" w:color="70AD47" w:sz="4" w:space="0"/>
+              <w:right w:val="single" w:color="70AD47" w:sz="4" w:space="0"/>
+            </w:tcBorders>
+            <w:shd w:val="clear" w:color="auto" w:fill="FFFFFF"/>
+            <w:vAlign w:val="top"/>
+          </w:tcPr>
+          <w:p>
+            <w:pPr>
+              <w:rPr>
+                <w:b w:val="0"/>
+                <w:color w:val="000000"/>
+              </w:rPr>
+            </w:pPr>
+            <w:r>
+              <w:rPr>
+                <w:b w:val="0"/>
+                <w:color w:val="000000"/>
+                <w:lang w:val="en-US" w:eastAsia="zh-CN"/>
+              </w:rPr>
+              <w:t>Windows Server 2008 R2</w:t>
+            </w:r>
+          </w:p>
+        </w:tc>
+        <w:tc>
+          <w:tcPr>
+            <w:tcW w:w="0" w:type="auto"/>
+            <w:tcBorders>
+              <w:top w:val="single" w:color="70AD47" w:sz="4" w:space="0"/>
+              <w:left w:val="single" w:color="70AD47" w:sz="4" w:space="0"/>
+              <w:bottom w:val="single" w:color="70AD47" w:sz="4" w:space="0"/>
+              <w:right w:val="single" w:color="70AD47" w:sz="4" w:space="0"/>
+            </w:tcBorders>
+            <w:shd w:val="clear" w:color="auto" w:fill="FFFFFF"/>
+            <w:vAlign w:val="top"/>
+          </w:tcPr>
+          <w:p>
+            <w:pPr>
+              <w:rPr>
+                <w:b w:val="0"/>
+                <w:color w:val="000000"/>
+              </w:rPr>
+            </w:pPr>
+            <w:r>
+              <w:rPr>
+                <w:b w:val="0"/>
+                <w:color w:val="000000"/>
+                <w:lang w:val="en-US" w:eastAsia="zh-CN"/>
+              </w:rPr>
+              <w:t xml:space="preserve">Microsoft Visual C++ 2015-2019 </w:t>
+            </w:r>
+            <w:r>
+              <w:rPr>
+                <w:rFonts w:hint="eastAsia"/>
+                <w:b w:val="0"/>
+                <w:color w:val="000000"/>
+              </w:rPr>
+              <w:t>可再发行包</w:t>
+            </w:r>
+          </w:p>
+        </w:tc>
+      </w:tr>
+      <w:tr>
+        <w:tblPrEx>
+          <w:tblBorders>
+            <w:top w:val="none" w:color="auto" w:sz="0" w:space="0"/>
+            <w:left w:val="none" w:color="auto" w:sz="0" w:space="0"/>
+            <w:bottom w:val="none" w:color="auto" w:sz="0" w:space="0"/>
+            <w:right w:val="none" w:color="auto" w:sz="0" w:space="0"/>
+            <w:insideH w:val="none" w:color="auto" w:sz="0" w:space="0"/>
+            <w:insideV w:val="none" w:color="auto" w:sz="0" w:space="0"/>
+          </w:tblBorders>
+          <w:tblCellMar>
+            <w:top w:w="15" w:type="dxa"/>
+            <w:left w:w="15" w:type="dxa"/>
+            <w:bottom w:w="15" w:type="dxa"/>
+            <w:right w:w="15" w:type="dxa"/>
+          </w:tblCellMar>
+        </w:tblPrEx>
+        <w:tc>
+          <w:tcPr>
+            <w:tcW w:w="0" w:type="auto"/>
+            <w:tcBorders>
+              <w:top w:val="single" w:color="70AD47" w:sz="4" w:space="0"/>
+              <w:left w:val="single" w:color="70AD47" w:sz="4" w:space="0"/>
+              <w:bottom w:val="single" w:color="70AD47" w:sz="4" w:space="0"/>
+              <w:right w:val="single" w:color="70AD47" w:sz="4" w:space="0"/>
+            </w:tcBorders>
+            <w:shd w:val="clear" w:color="auto" w:fill="FFFFFF"/>
+            <w:vAlign w:val="top"/>
+          </w:tcPr>
+          <w:p>
+            <w:pPr>
+              <w:rPr>
+                <w:b w:val="0"/>
+                <w:color w:val="000000"/>
+              </w:rPr>
+            </w:pPr>
+            <w:r>
+              <w:rPr>
+                <w:b w:val="0"/>
+                <w:color w:val="000000"/>
+                <w:lang w:val="en-US" w:eastAsia="zh-CN"/>
+              </w:rPr>
+              <w:t>Windows Server 2012</w:t>
+            </w:r>
+          </w:p>
+        </w:tc>
+        <w:tc>
+          <w:tcPr>
+            <w:tcW w:w="0" w:type="auto"/>
+            <w:tcBorders>
+              <w:top w:val="single" w:color="70AD47" w:sz="4" w:space="0"/>
+              <w:left w:val="single" w:color="70AD47" w:sz="4" w:space="0"/>
+              <w:bottom w:val="single" w:color="70AD47" w:sz="4" w:space="0"/>
+              <w:right w:val="single" w:color="70AD47" w:sz="4" w:space="0"/>
+            </w:tcBorders>
+            <w:shd w:val="clear" w:color="auto" w:fill="FFFFFF"/>
+            <w:vAlign w:val="top"/>
+          </w:tcPr>
+          <w:p>
+            <w:pPr>
+              <w:rPr>
+                <w:b w:val="0"/>
+                <w:color w:val="000000"/>
+              </w:rPr>
+            </w:pPr>
+            <w:r>
+              <w:rPr>
+                <w:b w:val="0"/>
+                <w:color w:val="000000"/>
+                <w:lang w:val="en-US" w:eastAsia="zh-CN"/>
+              </w:rPr>
+              <w:t xml:space="preserve">Microsoft Visual C++ 2015-2019 </w:t>
+            </w:r>
+            <w:r>
+              <w:rPr>
+                <w:rFonts w:hint="eastAsia"/>
+                <w:b w:val="0"/>
+                <w:color w:val="000000"/>
+              </w:rPr>
+              <w:t>可再发行包</w:t>
             </w:r>
           </w:p>
         </w:tc>
@@ -423,342 +758,6 @@
                 <w:color w:val="000000"/>
                 <w:lang w:val="en-US" w:eastAsia="zh-CN"/>
               </w:rPr>
-              <w:t>Windows Vista SP 2</w:t>
-            </w:r>
-          </w:p>
-        </w:tc>
-        <w:tc>
-          <w:tcPr>
-            <w:tcW w:w="0" w:type="auto"/>
-            <w:tcBorders>
-              <w:top w:val="single" w:color="70AD47" w:sz="4" w:space="0"/>
-              <w:left w:val="single" w:color="70AD47" w:sz="4" w:space="0"/>
-              <w:bottom w:val="single" w:color="70AD47" w:sz="4" w:space="0"/>
-              <w:right w:val="single" w:color="70AD47" w:sz="4" w:space="0"/>
-            </w:tcBorders>
-            <w:shd w:val="clear" w:color="auto" w:fill="FFFFFF"/>
-            <w:vAlign w:val="top"/>
-          </w:tcPr>
-          <w:p>
-            <w:pPr>
-              <w:rPr>
-                <w:b w:val="0"/>
-                <w:color w:val="000000"/>
-              </w:rPr>
-            </w:pPr>
-            <w:r>
-              <w:rPr>
-                <w:b w:val="0"/>
-                <w:color w:val="000000"/>
-                <w:lang w:val="en-US" w:eastAsia="zh-CN"/>
-              </w:rPr>
-              <w:t xml:space="preserve">Microsoft Visual C++ 2015-2019 </w:t>
-            </w:r>
-            <w:r>
-              <w:rPr>
-                <w:rFonts w:hint="eastAsia"/>
-                <w:b w:val="0"/>
-                <w:color w:val="000000"/>
-              </w:rPr>
-              <w:t>可再发行包</w:t>
-            </w:r>
-          </w:p>
-        </w:tc>
-      </w:tr>
-      <w:tr>
-        <w:tblPrEx>
-          <w:tblBorders>
-            <w:top w:val="none" w:color="auto" w:sz="0" w:space="0"/>
-            <w:left w:val="none" w:color="auto" w:sz="0" w:space="0"/>
-            <w:bottom w:val="none" w:color="auto" w:sz="0" w:space="0"/>
-            <w:right w:val="none" w:color="auto" w:sz="0" w:space="0"/>
-            <w:insideH w:val="none" w:color="auto" w:sz="0" w:space="0"/>
-            <w:insideV w:val="none" w:color="auto" w:sz="0" w:space="0"/>
-          </w:tblBorders>
-          <w:tblCellMar>
-            <w:top w:w="15" w:type="dxa"/>
-            <w:left w:w="15" w:type="dxa"/>
-            <w:bottom w:w="15" w:type="dxa"/>
-            <w:right w:w="15" w:type="dxa"/>
-          </w:tblCellMar>
-        </w:tblPrEx>
-        <w:tc>
-          <w:tcPr>
-            <w:tcW w:w="0" w:type="auto"/>
-            <w:tcBorders>
-              <w:top w:val="single" w:color="70AD47" w:sz="4" w:space="0"/>
-              <w:left w:val="single" w:color="70AD47" w:sz="4" w:space="0"/>
-              <w:bottom w:val="single" w:color="70AD47" w:sz="4" w:space="0"/>
-              <w:right w:val="single" w:color="70AD47" w:sz="4" w:space="0"/>
-            </w:tcBorders>
-            <w:shd w:val="clear" w:color="auto" w:fill="FFFFFF"/>
-            <w:vAlign w:val="top"/>
-          </w:tcPr>
-          <w:p>
-            <w:pPr>
-              <w:rPr>
-                <w:b w:val="0"/>
-                <w:color w:val="000000"/>
-              </w:rPr>
-            </w:pPr>
-            <w:r>
-              <w:rPr>
-                <w:b w:val="0"/>
-                <w:color w:val="000000"/>
-                <w:lang w:val="en-US" w:eastAsia="zh-CN"/>
-              </w:rPr>
-              <w:t>Windows 8.1</w:t>
-            </w:r>
-          </w:p>
-        </w:tc>
-        <w:tc>
-          <w:tcPr>
-            <w:tcW w:w="0" w:type="auto"/>
-            <w:tcBorders>
-              <w:top w:val="single" w:color="70AD47" w:sz="4" w:space="0"/>
-              <w:left w:val="single" w:color="70AD47" w:sz="4" w:space="0"/>
-              <w:bottom w:val="single" w:color="70AD47" w:sz="4" w:space="0"/>
-              <w:right w:val="single" w:color="70AD47" w:sz="4" w:space="0"/>
-            </w:tcBorders>
-            <w:shd w:val="clear" w:color="auto" w:fill="FFFFFF"/>
-            <w:vAlign w:val="top"/>
-          </w:tcPr>
-          <w:p>
-            <w:pPr>
-              <w:rPr>
-                <w:b w:val="0"/>
-                <w:color w:val="000000"/>
-              </w:rPr>
-            </w:pPr>
-            <w:r>
-              <w:rPr>
-                <w:b w:val="0"/>
-                <w:color w:val="000000"/>
-                <w:lang w:val="en-US" w:eastAsia="zh-CN"/>
-              </w:rPr>
-              <w:t xml:space="preserve">Microsoft Visual C++ 2015-2019 </w:t>
-            </w:r>
-            <w:r>
-              <w:rPr>
-                <w:rFonts w:hint="eastAsia"/>
-                <w:b w:val="0"/>
-                <w:color w:val="000000"/>
-              </w:rPr>
-              <w:t>可再发行包</w:t>
-            </w:r>
-          </w:p>
-        </w:tc>
-      </w:tr>
-      <w:tr>
-        <w:tblPrEx>
-          <w:tblBorders>
-            <w:top w:val="none" w:color="auto" w:sz="0" w:space="0"/>
-            <w:left w:val="none" w:color="auto" w:sz="0" w:space="0"/>
-            <w:bottom w:val="none" w:color="auto" w:sz="0" w:space="0"/>
-            <w:right w:val="none" w:color="auto" w:sz="0" w:space="0"/>
-            <w:insideH w:val="none" w:color="auto" w:sz="0" w:space="0"/>
-            <w:insideV w:val="none" w:color="auto" w:sz="0" w:space="0"/>
-          </w:tblBorders>
-          <w:tblCellMar>
-            <w:top w:w="15" w:type="dxa"/>
-            <w:left w:w="15" w:type="dxa"/>
-            <w:bottom w:w="15" w:type="dxa"/>
-            <w:right w:w="15" w:type="dxa"/>
-          </w:tblCellMar>
-        </w:tblPrEx>
-        <w:tc>
-          <w:tcPr>
-            <w:tcW w:w="0" w:type="auto"/>
-            <w:tcBorders>
-              <w:top w:val="single" w:color="70AD47" w:sz="4" w:space="0"/>
-              <w:left w:val="single" w:color="70AD47" w:sz="4" w:space="0"/>
-              <w:bottom w:val="single" w:color="70AD47" w:sz="4" w:space="0"/>
-              <w:right w:val="single" w:color="70AD47" w:sz="4" w:space="0"/>
-            </w:tcBorders>
-            <w:shd w:val="clear" w:color="auto" w:fill="FFFFFF"/>
-            <w:vAlign w:val="top"/>
-          </w:tcPr>
-          <w:p>
-            <w:pPr>
-              <w:rPr>
-                <w:b w:val="0"/>
-                <w:color w:val="000000"/>
-              </w:rPr>
-            </w:pPr>
-            <w:r>
-              <w:rPr>
-                <w:b w:val="0"/>
-                <w:color w:val="000000"/>
-                <w:lang w:val="en-US" w:eastAsia="zh-CN"/>
-              </w:rPr>
-              <w:t>Windows Server 2008 R2</w:t>
-            </w:r>
-          </w:p>
-        </w:tc>
-        <w:tc>
-          <w:tcPr>
-            <w:tcW w:w="0" w:type="auto"/>
-            <w:tcBorders>
-              <w:top w:val="single" w:color="70AD47" w:sz="4" w:space="0"/>
-              <w:left w:val="single" w:color="70AD47" w:sz="4" w:space="0"/>
-              <w:bottom w:val="single" w:color="70AD47" w:sz="4" w:space="0"/>
-              <w:right w:val="single" w:color="70AD47" w:sz="4" w:space="0"/>
-            </w:tcBorders>
-            <w:shd w:val="clear" w:color="auto" w:fill="FFFFFF"/>
-            <w:vAlign w:val="top"/>
-          </w:tcPr>
-          <w:p>
-            <w:pPr>
-              <w:rPr>
-                <w:b w:val="0"/>
-                <w:color w:val="000000"/>
-              </w:rPr>
-            </w:pPr>
-            <w:r>
-              <w:rPr>
-                <w:b w:val="0"/>
-                <w:color w:val="000000"/>
-                <w:lang w:val="en-US" w:eastAsia="zh-CN"/>
-              </w:rPr>
-              <w:t xml:space="preserve">Microsoft Visual C++ 2015-2019 </w:t>
-            </w:r>
-            <w:r>
-              <w:rPr>
-                <w:rFonts w:hint="eastAsia"/>
-                <w:b w:val="0"/>
-                <w:color w:val="000000"/>
-              </w:rPr>
-              <w:t>可再发行包</w:t>
-            </w:r>
-          </w:p>
-        </w:tc>
-      </w:tr>
-      <w:tr>
-        <w:tblPrEx>
-          <w:tblBorders>
-            <w:top w:val="none" w:color="auto" w:sz="0" w:space="0"/>
-            <w:left w:val="none" w:color="auto" w:sz="0" w:space="0"/>
-            <w:bottom w:val="none" w:color="auto" w:sz="0" w:space="0"/>
-            <w:right w:val="none" w:color="auto" w:sz="0" w:space="0"/>
-            <w:insideH w:val="none" w:color="auto" w:sz="0" w:space="0"/>
-            <w:insideV w:val="none" w:color="auto" w:sz="0" w:space="0"/>
-          </w:tblBorders>
-          <w:tblCellMar>
-            <w:top w:w="15" w:type="dxa"/>
-            <w:left w:w="15" w:type="dxa"/>
-            <w:bottom w:w="15" w:type="dxa"/>
-            <w:right w:w="15" w:type="dxa"/>
-          </w:tblCellMar>
-        </w:tblPrEx>
-        <w:tc>
-          <w:tcPr>
-            <w:tcW w:w="0" w:type="auto"/>
-            <w:tcBorders>
-              <w:top w:val="single" w:color="70AD47" w:sz="4" w:space="0"/>
-              <w:left w:val="single" w:color="70AD47" w:sz="4" w:space="0"/>
-              <w:bottom w:val="single" w:color="70AD47" w:sz="4" w:space="0"/>
-              <w:right w:val="single" w:color="70AD47" w:sz="4" w:space="0"/>
-            </w:tcBorders>
-            <w:shd w:val="clear" w:color="auto" w:fill="FFFFFF"/>
-            <w:vAlign w:val="top"/>
-          </w:tcPr>
-          <w:p>
-            <w:pPr>
-              <w:rPr>
-                <w:b w:val="0"/>
-                <w:color w:val="000000"/>
-              </w:rPr>
-            </w:pPr>
-            <w:r>
-              <w:rPr>
-                <w:b w:val="0"/>
-                <w:color w:val="000000"/>
-                <w:lang w:val="en-US" w:eastAsia="zh-CN"/>
-              </w:rPr>
-              <w:t>Windows Server 2012</w:t>
-            </w:r>
-          </w:p>
-        </w:tc>
-        <w:tc>
-          <w:tcPr>
-            <w:tcW w:w="0" w:type="auto"/>
-            <w:tcBorders>
-              <w:top w:val="single" w:color="70AD47" w:sz="4" w:space="0"/>
-              <w:left w:val="single" w:color="70AD47" w:sz="4" w:space="0"/>
-              <w:bottom w:val="single" w:color="70AD47" w:sz="4" w:space="0"/>
-              <w:right w:val="single" w:color="70AD47" w:sz="4" w:space="0"/>
-            </w:tcBorders>
-            <w:shd w:val="clear" w:color="auto" w:fill="FFFFFF"/>
-            <w:vAlign w:val="top"/>
-          </w:tcPr>
-          <w:p>
-            <w:pPr>
-              <w:rPr>
-                <w:b w:val="0"/>
-                <w:color w:val="000000"/>
-              </w:rPr>
-            </w:pPr>
-            <w:r>
-              <w:rPr>
-                <w:b w:val="0"/>
-                <w:color w:val="000000"/>
-                <w:lang w:val="en-US" w:eastAsia="zh-CN"/>
-              </w:rPr>
-              <w:t xml:space="preserve">Microsoft Visual C++ 2015-2019 </w:t>
-            </w:r>
-            <w:r>
-              <w:rPr>
-                <w:rFonts w:hint="eastAsia"/>
-                <w:b w:val="0"/>
-                <w:color w:val="000000"/>
-              </w:rPr>
-              <w:t>可再发行包</w:t>
-            </w:r>
-          </w:p>
-        </w:tc>
-      </w:tr>
-      <w:tr>
-        <w:tblPrEx>
-          <w:tblBorders>
-            <w:top w:val="none" w:color="auto" w:sz="0" w:space="0"/>
-            <w:left w:val="none" w:color="auto" w:sz="0" w:space="0"/>
-            <w:bottom w:val="none" w:color="auto" w:sz="0" w:space="0"/>
-            <w:right w:val="none" w:color="auto" w:sz="0" w:space="0"/>
-            <w:insideH w:val="none" w:color="auto" w:sz="0" w:space="0"/>
-            <w:insideV w:val="none" w:color="auto" w:sz="0" w:space="0"/>
-          </w:tblBorders>
-          <w:tblCellMar>
-            <w:top w:w="15" w:type="dxa"/>
-            <w:left w:w="15" w:type="dxa"/>
-            <w:bottom w:w="15" w:type="dxa"/>
-            <w:right w:w="15" w:type="dxa"/>
-          </w:tblCellMar>
-        </w:tblPrEx>
-        <w:tc>
-          <w:tcPr>
-            <w:tcW w:w="0" w:type="auto"/>
-            <w:tcBorders>
-              <w:top w:val="single" w:color="70AD47" w:sz="4" w:space="0"/>
-              <w:left w:val="single" w:color="70AD47" w:sz="4" w:space="0"/>
-              <w:bottom w:val="single" w:color="70AD47" w:sz="4" w:space="0"/>
-              <w:right w:val="single" w:color="70AD47" w:sz="4" w:space="0"/>
-            </w:tcBorders>
-            <w:shd w:val="clear" w:color="auto" w:fill="FFFFFF"/>
-            <w:vAlign w:val="top"/>
-          </w:tcPr>
-          <w:p>
-            <w:pPr>
-              <w:rPr>
-                <w:b w:val="0"/>
-                <w:color w:val="000000"/>
-              </w:rPr>
-            </w:pPr>
-            <w:r>
-              <w:rPr>
-                <w:b w:val="0"/>
-                <w:color w:val="000000"/>
-                <w:lang w:val="en-US" w:eastAsia="zh-CN"/>
-              </w:rPr>
               <w:t>Windows Server 2012 R2</w:t>
             </w:r>
           </w:p>
@@ -847,8 +846,6 @@
         </w:rPr>
         <w:t>api-ms-win-crt-string-l1-1-0.dll</w:t>
       </w:r>
-      <w:bookmarkStart w:id="0" w:name="_GoBack"/>
-      <w:bookmarkEnd w:id="0"/>
     </w:p>
     <w:p>
       <w:pPr>
@@ -1033,9 +1030,9 @@
       <w:r>
         <w:drawing>
           <wp:inline distT="0" distB="0" distL="114300" distR="114300">
-            <wp:extent cx="5268595" cy="3525520"/>
-            <wp:effectExtent l="0" t="0" r="8255" b="8255"/>
-            <wp:docPr id="7" name="图片 7"/>
+            <wp:extent cx="5273040" cy="3418205"/>
+            <wp:effectExtent l="0" t="0" r="3810" b="1270"/>
+            <wp:docPr id="1" name="图片 1"/>
             <wp:cNvGraphicFramePr>
               <a:graphicFrameLocks xmlns:a="http://schemas.openxmlformats.org/drawingml/2006/main" noChangeAspect="1"/>
             </wp:cNvGraphicFramePr>
@@ -1043,7 +1040,7 @@
               <a:graphicData uri="http://schemas.openxmlformats.org/drawingml/2006/picture">
                 <pic:pic xmlns:pic="http://schemas.openxmlformats.org/drawingml/2006/picture">
                   <pic:nvPicPr>
-                    <pic:cNvPr id="7" name="图片 7"/>
+                    <pic:cNvPr id="1" name="图片 1"/>
                     <pic:cNvPicPr>
                       <a:picLocks noChangeAspect="1"/>
                     </pic:cNvPicPr>
@@ -1057,7 +1054,7 @@
                   <pic:spPr>
                     <a:xfrm>
                       <a:off x="0" y="0"/>
-                      <a:ext cx="5268595" cy="3525520"/>
+                      <a:ext cx="5273040" cy="3418205"/>
                     </a:xfrm>
                     <a:prstGeom prst="rect">
                       <a:avLst/>
@@ -1114,9 +1111,9 @@
       <w:r>
         <w:drawing>
           <wp:inline distT="0" distB="0" distL="114300" distR="114300">
-            <wp:extent cx="5268595" cy="3364865"/>
-            <wp:effectExtent l="0" t="0" r="8255" b="6985"/>
-            <wp:docPr id="6" name="图片 6"/>
+            <wp:extent cx="5273675" cy="3411855"/>
+            <wp:effectExtent l="0" t="0" r="3175" b="7620"/>
+            <wp:docPr id="2" name="图片 2"/>
             <wp:cNvGraphicFramePr>
               <a:graphicFrameLocks xmlns:a="http://schemas.openxmlformats.org/drawingml/2006/main" noChangeAspect="1"/>
             </wp:cNvGraphicFramePr>
@@ -1124,7 +1121,7 @@
               <a:graphicData uri="http://schemas.openxmlformats.org/drawingml/2006/picture">
                 <pic:pic xmlns:pic="http://schemas.openxmlformats.org/drawingml/2006/picture">
                   <pic:nvPicPr>
-                    <pic:cNvPr id="6" name="图片 6"/>
+                    <pic:cNvPr id="2" name="图片 2"/>
                     <pic:cNvPicPr>
                       <a:picLocks noChangeAspect="1"/>
                     </pic:cNvPicPr>
@@ -1138,7 +1135,7 @@
                   <pic:spPr>
                     <a:xfrm>
                       <a:off x="0" y="0"/>
-                      <a:ext cx="5268595" cy="3364865"/>
+                      <a:ext cx="5273675" cy="3411855"/>
                     </a:xfrm>
                     <a:prstGeom prst="rect">
                       <a:avLst/>
@@ -1156,6 +1153,12 @@
       </w:r>
     </w:p>
     <w:p>
+      <w:pPr>
+        <w:rPr>
+          <w:rFonts w:hint="eastAsia"/>
+          <w:lang w:val="en-US" w:eastAsia="zh-CN"/>
+        </w:rPr>
+      </w:pPr>
       <w:r>
         <w:rPr>
           <w:rFonts w:hint="eastAsia"/>
@@ -1167,16 +1170,16 @@
     <w:p>
       <w:pPr>
         <w:rPr>
-          <w:rFonts w:hint="default"/>
+          <w:rFonts w:hint="eastAsia"/>
           <w:lang w:val="en-US" w:eastAsia="zh-CN"/>
         </w:rPr>
       </w:pPr>
       <w:r>
         <w:drawing>
           <wp:inline distT="0" distB="0" distL="114300" distR="114300">
-            <wp:extent cx="5110480" cy="3376930"/>
-            <wp:effectExtent l="0" t="0" r="4445" b="4445"/>
-            <wp:docPr id="5" name="图片 5"/>
+            <wp:extent cx="5273675" cy="3500755"/>
+            <wp:effectExtent l="0" t="0" r="3175" b="4445"/>
+            <wp:docPr id="3" name="图片 3"/>
             <wp:cNvGraphicFramePr>
               <a:graphicFrameLocks xmlns:a="http://schemas.openxmlformats.org/drawingml/2006/main" noChangeAspect="1"/>
             </wp:cNvGraphicFramePr>
@@ -1184,7 +1187,7 @@
               <a:graphicData uri="http://schemas.openxmlformats.org/drawingml/2006/picture">
                 <pic:pic xmlns:pic="http://schemas.openxmlformats.org/drawingml/2006/picture">
                   <pic:nvPicPr>
-                    <pic:cNvPr id="5" name="图片 5"/>
+                    <pic:cNvPr id="3" name="图片 3"/>
                     <pic:cNvPicPr>
                       <a:picLocks noChangeAspect="1"/>
                     </pic:cNvPicPr>
@@ -1198,7 +1201,7 @@
                   <pic:spPr>
                     <a:xfrm>
                       <a:off x="0" y="0"/>
-                      <a:ext cx="5110480" cy="3376930"/>
+                      <a:ext cx="5273675" cy="3500755"/>
                     </a:xfrm>
                     <a:prstGeom prst="rect">
                       <a:avLst/>
@@ -1217,47 +1220,17 @@
     </w:p>
     <w:p>
       <w:pPr>
-        <w:pStyle w:val="3"/>
-        <w:numPr>
-          <w:ilvl w:val="0"/>
-          <w:numId w:val="1"/>
-        </w:numPr>
-        <w:bidi w:val="0"/>
-        <w:rPr>
-          <w:rFonts w:hint="default"/>
-          <w:lang w:val="en-US" w:eastAsia="zh-CN"/>
-        </w:rPr>
-      </w:pPr>
-      <w:r>
-        <w:rPr>
-          <w:rFonts w:hint="eastAsia"/>
-          <w:lang w:val="en-US" w:eastAsia="zh-CN"/>
-        </w:rPr>
-        <w:t>创建桌面快捷方式</w:t>
-      </w:r>
-    </w:p>
-    <w:p>
-      <w:pPr>
-        <w:rPr>
-          <w:rFonts w:hint="default"/>
-          <w:lang w:val="en-US" w:eastAsia="zh-CN"/>
-        </w:rPr>
-      </w:pPr>
-      <w:r>
-        <w:rPr>
-          <w:rFonts w:hint="eastAsia"/>
-          <w:lang w:val="en-US" w:eastAsia="zh-CN"/>
-        </w:rPr>
-        <w:t>选择“快捷方式”菜单项</w:t>
-      </w:r>
-    </w:p>
-    <w:p>
+        <w:rPr>
+          <w:rFonts w:hint="default"/>
+          <w:lang w:val="en-US" w:eastAsia="zh-CN"/>
+        </w:rPr>
+      </w:pPr>
       <w:r>
         <w:drawing>
           <wp:inline distT="0" distB="0" distL="114300" distR="114300">
-            <wp:extent cx="5215255" cy="3338830"/>
-            <wp:effectExtent l="0" t="0" r="4445" b="4445"/>
-            <wp:docPr id="4" name="图片 4"/>
+            <wp:extent cx="5269230" cy="3527425"/>
+            <wp:effectExtent l="0" t="0" r="7620" b="6350"/>
+            <wp:docPr id="6" name="图片 5"/>
             <wp:cNvGraphicFramePr>
               <a:graphicFrameLocks xmlns:a="http://schemas.openxmlformats.org/drawingml/2006/main" noChangeAspect="1"/>
             </wp:cNvGraphicFramePr>
@@ -1265,7 +1238,7 @@
               <a:graphicData uri="http://schemas.openxmlformats.org/drawingml/2006/picture">
                 <pic:pic xmlns:pic="http://schemas.openxmlformats.org/drawingml/2006/picture">
                   <pic:nvPicPr>
-                    <pic:cNvPr id="4" name="图片 4"/>
+                    <pic:cNvPr id="6" name="图片 5"/>
                     <pic:cNvPicPr>
                       <a:picLocks noChangeAspect="1"/>
                     </pic:cNvPicPr>
@@ -1279,7 +1252,7 @@
                   <pic:spPr>
                     <a:xfrm>
                       <a:off x="0" y="0"/>
-                      <a:ext cx="5215255" cy="3338830"/>
+                      <a:ext cx="5269230" cy="3527425"/>
                     </a:xfrm>
                     <a:prstGeom prst="rect">
                       <a:avLst/>
@@ -1298,32 +1271,47 @@
     </w:p>
     <w:p>
       <w:pPr>
-        <w:rPr>
-          <w:rFonts w:hint="default"/>
-          <w:lang w:val="en-US" w:eastAsia="zh-CN"/>
-        </w:rPr>
-      </w:pPr>
-      <w:r>
-        <w:rPr>
-          <w:rFonts w:hint="eastAsia"/>
-          <w:lang w:val="en-US" w:eastAsia="zh-CN"/>
-        </w:rPr>
-        <w:t>提示：在某些较老的系统上在创建快捷方式后易启动会卡住，按Ctrl+C结束即可。</w:t>
-      </w:r>
-    </w:p>
-    <w:p>
-      <w:pPr>
-        <w:rPr>
-          <w:rFonts w:hint="default"/>
-          <w:lang w:val="en-US" w:eastAsia="zh-CN"/>
-        </w:rPr>
-      </w:pPr>
+        <w:pStyle w:val="3"/>
+        <w:numPr>
+          <w:ilvl w:val="0"/>
+          <w:numId w:val="1"/>
+        </w:numPr>
+        <w:bidi w:val="0"/>
+        <w:rPr>
+          <w:rFonts w:hint="default"/>
+          <w:lang w:val="en-US" w:eastAsia="zh-CN"/>
+        </w:rPr>
+      </w:pPr>
+      <w:r>
+        <w:rPr>
+          <w:rFonts w:hint="eastAsia"/>
+          <w:lang w:val="en-US" w:eastAsia="zh-CN"/>
+        </w:rPr>
+        <w:t>创建桌面快捷方式</w:t>
+      </w:r>
+    </w:p>
+    <w:p>
+      <w:pPr>
+        <w:rPr>
+          <w:rFonts w:hint="default"/>
+          <w:lang w:val="en-US" w:eastAsia="zh-CN"/>
+        </w:rPr>
+      </w:pPr>
+      <w:r>
+        <w:rPr>
+          <w:rFonts w:hint="eastAsia"/>
+          <w:lang w:val="en-US" w:eastAsia="zh-CN"/>
+        </w:rPr>
+        <w:t>选择“快捷方式”菜单项</w:t>
+      </w:r>
+    </w:p>
+    <w:p>
       <w:r>
         <w:drawing>
           <wp:inline distT="0" distB="0" distL="114300" distR="114300">
-            <wp:extent cx="5270500" cy="3044190"/>
-            <wp:effectExtent l="0" t="0" r="6350" b="3810"/>
-            <wp:docPr id="8" name="图片 8"/>
+            <wp:extent cx="5272405" cy="3509645"/>
+            <wp:effectExtent l="0" t="0" r="4445" b="5080"/>
+            <wp:docPr id="7" name="图片 6"/>
             <wp:cNvGraphicFramePr>
               <a:graphicFrameLocks xmlns:a="http://schemas.openxmlformats.org/drawingml/2006/main" noChangeAspect="1"/>
             </wp:cNvGraphicFramePr>
@@ -1331,7 +1319,7 @@
               <a:graphicData uri="http://schemas.openxmlformats.org/drawingml/2006/picture">
                 <pic:pic xmlns:pic="http://schemas.openxmlformats.org/drawingml/2006/picture">
                   <pic:nvPicPr>
-                    <pic:cNvPr id="8" name="图片 8"/>
+                    <pic:cNvPr id="7" name="图片 6"/>
                     <pic:cNvPicPr>
                       <a:picLocks noChangeAspect="1"/>
                     </pic:cNvPicPr>
@@ -1345,7 +1333,7 @@
                   <pic:spPr>
                     <a:xfrm>
                       <a:off x="0" y="0"/>
-                      <a:ext cx="5270500" cy="3044190"/>
+                      <a:ext cx="5272405" cy="3509645"/>
                     </a:xfrm>
                     <a:prstGeom prst="rect">
                       <a:avLst/>
@@ -1369,62 +1357,12 @@
           <w:lang w:val="en-US" w:eastAsia="zh-CN"/>
         </w:rPr>
       </w:pPr>
-    </w:p>
-    <w:p>
-      <w:pPr>
-        <w:pStyle w:val="3"/>
-        <w:numPr>
-          <w:ilvl w:val="0"/>
-          <w:numId w:val="1"/>
-        </w:numPr>
-        <w:bidi w:val="0"/>
-        <w:rPr>
-          <w:rFonts w:hint="default"/>
-          <w:lang w:val="en-US" w:eastAsia="zh-CN"/>
-        </w:rPr>
-      </w:pPr>
-      <w:r>
-        <w:rPr>
-          <w:rFonts w:hint="eastAsia"/>
-          <w:lang w:val="en-US" w:eastAsia="zh-CN"/>
-        </w:rPr>
-        <w:t>编辑配置</w:t>
-      </w:r>
-    </w:p>
-    <w:p>
-      <w:pPr>
-        <w:pStyle w:val="4"/>
-        <w:numPr>
-          <w:ilvl w:val="0"/>
-          <w:numId w:val="4"/>
-        </w:numPr>
-        <w:bidi w:val="0"/>
-        <w:rPr>
-          <w:rFonts w:hint="default"/>
-          <w:lang w:val="en-US" w:eastAsia="zh-CN"/>
-        </w:rPr>
-      </w:pPr>
-      <w:r>
-        <w:rPr>
-          <w:rFonts w:hint="eastAsia"/>
-          <w:lang w:val="en-US" w:eastAsia="zh-CN"/>
-        </w:rPr>
-        <w:t>进入“编辑配置”菜单项</w:t>
-      </w:r>
-    </w:p>
-    <w:p>
-      <w:pPr>
-        <w:rPr>
-          <w:rFonts w:hint="default"/>
-          <w:lang w:val="en-US" w:eastAsia="zh-CN"/>
-        </w:rPr>
-      </w:pPr>
-      <w:r>
-        <w:rPr>
-          <w:rFonts w:hint="eastAsia"/>
-          <w:lang w:val="en-US" w:eastAsia="zh-CN"/>
-        </w:rPr>
-        <w:t>注意：如果某一项配置项不需要修改，可以不输入直接回车即可。</w:t>
+      <w:r>
+        <w:rPr>
+          <w:rFonts w:hint="eastAsia"/>
+          <w:lang w:val="en-US" w:eastAsia="zh-CN"/>
+        </w:rPr>
+        <w:t>提示：在某些较老的系统上在创建快捷方式后易启动会卡住，按Ctrl+C结束即可。</w:t>
       </w:r>
     </w:p>
     <w:p>
@@ -1437,9 +1375,9 @@
       <w:r>
         <w:drawing>
           <wp:inline distT="0" distB="0" distL="114300" distR="114300">
-            <wp:extent cx="5177155" cy="3424555"/>
-            <wp:effectExtent l="0" t="0" r="4445" b="4445"/>
-            <wp:docPr id="9" name="图片 9"/>
+            <wp:extent cx="5266055" cy="3292475"/>
+            <wp:effectExtent l="0" t="0" r="1270" b="3175"/>
+            <wp:docPr id="8" name="图片 7"/>
             <wp:cNvGraphicFramePr>
               <a:graphicFrameLocks xmlns:a="http://schemas.openxmlformats.org/drawingml/2006/main" noChangeAspect="1"/>
             </wp:cNvGraphicFramePr>
@@ -1447,7 +1385,7 @@
               <a:graphicData uri="http://schemas.openxmlformats.org/drawingml/2006/picture">
                 <pic:pic xmlns:pic="http://schemas.openxmlformats.org/drawingml/2006/picture">
                   <pic:nvPicPr>
-                    <pic:cNvPr id="9" name="图片 9"/>
+                    <pic:cNvPr id="8" name="图片 7"/>
                     <pic:cNvPicPr>
                       <a:picLocks noChangeAspect="1"/>
                     </pic:cNvPicPr>
@@ -1461,7 +1399,7 @@
                   <pic:spPr>
                     <a:xfrm>
                       <a:off x="0" y="0"/>
-                      <a:ext cx="5177155" cy="3424555"/>
+                      <a:ext cx="5266055" cy="3292475"/>
                     </a:xfrm>
                     <a:prstGeom prst="rect">
                       <a:avLst/>
@@ -1480,6 +1418,35 @@
     </w:p>
     <w:p>
       <w:pPr>
+        <w:rPr>
+          <w:rFonts w:hint="default"/>
+          <w:lang w:val="en-US" w:eastAsia="zh-CN"/>
+        </w:rPr>
+      </w:pPr>
+    </w:p>
+    <w:p>
+      <w:pPr>
+        <w:pStyle w:val="3"/>
+        <w:numPr>
+          <w:ilvl w:val="0"/>
+          <w:numId w:val="1"/>
+        </w:numPr>
+        <w:bidi w:val="0"/>
+        <w:rPr>
+          <w:rFonts w:hint="default"/>
+          <w:lang w:val="en-US" w:eastAsia="zh-CN"/>
+        </w:rPr>
+      </w:pPr>
+      <w:r>
+        <w:rPr>
+          <w:rFonts w:hint="eastAsia"/>
+          <w:lang w:val="en-US" w:eastAsia="zh-CN"/>
+        </w:rPr>
+        <w:t>编辑配置</w:t>
+      </w:r>
+    </w:p>
+    <w:p>
+      <w:pPr>
         <w:pStyle w:val="4"/>
         <w:numPr>
           <w:ilvl w:val="0"/>
@@ -1496,7 +1463,22 @@
           <w:rFonts w:hint="eastAsia"/>
           <w:lang w:val="en-US" w:eastAsia="zh-CN"/>
         </w:rPr>
-        <w:t>修改“标题”</w:t>
+        <w:t>进入“编辑配置”菜单项</w:t>
+      </w:r>
+    </w:p>
+    <w:p>
+      <w:pPr>
+        <w:rPr>
+          <w:rFonts w:hint="default"/>
+          <w:lang w:val="en-US" w:eastAsia="zh-CN"/>
+        </w:rPr>
+      </w:pPr>
+      <w:r>
+        <w:rPr>
+          <w:rFonts w:hint="eastAsia"/>
+          <w:lang w:val="en-US" w:eastAsia="zh-CN"/>
+        </w:rPr>
+        <w:t>注意：如果某一项配置项不需要修改，可以不输入直接回车即可。</w:t>
       </w:r>
     </w:p>
     <w:p>
@@ -1509,9 +1491,9 @@
       <w:r>
         <w:drawing>
           <wp:inline distT="0" distB="0" distL="114300" distR="114300">
-            <wp:extent cx="5273675" cy="3320415"/>
-            <wp:effectExtent l="0" t="0" r="3175" b="3810"/>
-            <wp:docPr id="10" name="图片 10"/>
+            <wp:extent cx="5272405" cy="3495040"/>
+            <wp:effectExtent l="0" t="0" r="4445" b="635"/>
+            <wp:docPr id="9" name="图片 8"/>
             <wp:cNvGraphicFramePr>
               <a:graphicFrameLocks xmlns:a="http://schemas.openxmlformats.org/drawingml/2006/main" noChangeAspect="1"/>
             </wp:cNvGraphicFramePr>
@@ -1519,7 +1501,7 @@
               <a:graphicData uri="http://schemas.openxmlformats.org/drawingml/2006/picture">
                 <pic:pic xmlns:pic="http://schemas.openxmlformats.org/drawingml/2006/picture">
                   <pic:nvPicPr>
-                    <pic:cNvPr id="10" name="图片 10"/>
+                    <pic:cNvPr id="9" name="图片 8"/>
                     <pic:cNvPicPr>
                       <a:picLocks noChangeAspect="1"/>
                     </pic:cNvPicPr>
@@ -1533,7 +1515,7 @@
                   <pic:spPr>
                     <a:xfrm>
                       <a:off x="0" y="0"/>
-                      <a:ext cx="5273675" cy="3320415"/>
+                      <a:ext cx="5272405" cy="3495040"/>
                     </a:xfrm>
                     <a:prstGeom prst="rect">
                       <a:avLst/>
@@ -1568,22 +1550,7 @@
           <w:rFonts w:hint="eastAsia"/>
           <w:lang w:val="en-US" w:eastAsia="zh-CN"/>
         </w:rPr>
-        <w:t>修改“URL”</w:t>
-      </w:r>
-    </w:p>
-    <w:p>
-      <w:pPr>
-        <w:rPr>
-          <w:rFonts w:hint="default"/>
-          <w:lang w:val="en-US" w:eastAsia="zh-CN"/>
-        </w:rPr>
-      </w:pPr>
-      <w:r>
-        <w:rPr>
-          <w:rFonts w:hint="eastAsia"/>
-          <w:lang w:val="en-US" w:eastAsia="zh-CN"/>
-        </w:rPr>
-        <w:t>易启动默认是绑定全部IP地址的80端口。中间的*代表全部IP地址一般不用修改，主要是修改端口。比如要修改使用5000端口，此处输入：http://*:5000</w:t>
+        <w:t>修改“标题”</w:t>
       </w:r>
     </w:p>
     <w:p>
@@ -1596,9 +1563,9 @@
       <w:r>
         <w:drawing>
           <wp:inline distT="0" distB="0" distL="114300" distR="114300">
-            <wp:extent cx="5120005" cy="3367405"/>
-            <wp:effectExtent l="0" t="0" r="4445" b="4445"/>
-            <wp:docPr id="11" name="图片 11"/>
+            <wp:extent cx="5272405" cy="3489325"/>
+            <wp:effectExtent l="0" t="0" r="4445" b="6350"/>
+            <wp:docPr id="10" name="图片 9"/>
             <wp:cNvGraphicFramePr>
               <a:graphicFrameLocks xmlns:a="http://schemas.openxmlformats.org/drawingml/2006/main" noChangeAspect="1"/>
             </wp:cNvGraphicFramePr>
@@ -1606,7 +1573,7 @@
               <a:graphicData uri="http://schemas.openxmlformats.org/drawingml/2006/picture">
                 <pic:pic xmlns:pic="http://schemas.openxmlformats.org/drawingml/2006/picture">
                   <pic:nvPicPr>
-                    <pic:cNvPr id="11" name="图片 11"/>
+                    <pic:cNvPr id="10" name="图片 9"/>
                     <pic:cNvPicPr>
                       <a:picLocks noChangeAspect="1"/>
                     </pic:cNvPicPr>
@@ -1620,7 +1587,7 @@
                   <pic:spPr>
                     <a:xfrm>
                       <a:off x="0" y="0"/>
-                      <a:ext cx="5120005" cy="3367405"/>
+                      <a:ext cx="5272405" cy="3489325"/>
                     </a:xfrm>
                     <a:prstGeom prst="rect">
                       <a:avLst/>
@@ -1655,7 +1622,22 @@
           <w:rFonts w:hint="eastAsia"/>
           <w:lang w:val="en-US" w:eastAsia="zh-CN"/>
         </w:rPr>
-        <w:t>修改“密码”</w:t>
+        <w:t>修改“URL”</w:t>
+      </w:r>
+    </w:p>
+    <w:p>
+      <w:pPr>
+        <w:rPr>
+          <w:rFonts w:hint="default"/>
+          <w:lang w:val="en-US" w:eastAsia="zh-CN"/>
+        </w:rPr>
+      </w:pPr>
+      <w:r>
+        <w:rPr>
+          <w:rFonts w:hint="eastAsia"/>
+          <w:lang w:val="en-US" w:eastAsia="zh-CN"/>
+        </w:rPr>
+        <w:t>易启动默认是绑定全部IP地址的80端口。中间的*代表全部IP地址一般不用修改，主要是修改端口。比如要修改使用5000端口，此处输入：http://*:5000</w:t>
       </w:r>
     </w:p>
     <w:p>
@@ -1668,9 +1650,9 @@
       <w:r>
         <w:drawing>
           <wp:inline distT="0" distB="0" distL="114300" distR="114300">
-            <wp:extent cx="5062855" cy="3367405"/>
-            <wp:effectExtent l="0" t="0" r="4445" b="4445"/>
-            <wp:docPr id="12" name="图片 12"/>
+            <wp:extent cx="5274310" cy="3465830"/>
+            <wp:effectExtent l="0" t="0" r="2540" b="1270"/>
+            <wp:docPr id="11" name="图片 10"/>
             <wp:cNvGraphicFramePr>
               <a:graphicFrameLocks xmlns:a="http://schemas.openxmlformats.org/drawingml/2006/main" noChangeAspect="1"/>
             </wp:cNvGraphicFramePr>
@@ -1678,7 +1660,7 @@
               <a:graphicData uri="http://schemas.openxmlformats.org/drawingml/2006/picture">
                 <pic:pic xmlns:pic="http://schemas.openxmlformats.org/drawingml/2006/picture">
                   <pic:nvPicPr>
-                    <pic:cNvPr id="12" name="图片 12"/>
+                    <pic:cNvPr id="11" name="图片 10"/>
                     <pic:cNvPicPr>
                       <a:picLocks noChangeAspect="1"/>
                     </pic:cNvPicPr>
@@ -1692,7 +1674,7 @@
                   <pic:spPr>
                     <a:xfrm>
                       <a:off x="0" y="0"/>
-                      <a:ext cx="5062855" cy="3367405"/>
+                      <a:ext cx="5274310" cy="3465830"/>
                     </a:xfrm>
                     <a:prstGeom prst="rect">
                       <a:avLst/>
@@ -1727,22 +1709,23 @@
           <w:rFonts w:hint="eastAsia"/>
           <w:lang w:val="en-US" w:eastAsia="zh-CN"/>
         </w:rPr>
-        <w:t>修改“数据目录”</w:t>
-      </w:r>
-    </w:p>
-    <w:p>
-      <w:pPr>
-        <w:rPr>
-          <w:rFonts w:hint="default"/>
-          <w:lang w:val="en-US" w:eastAsia="zh-CN"/>
-        </w:rPr>
-      </w:pPr>
-      <w:r>
-        <w:rPr>
-          <w:rFonts w:hint="eastAsia"/>
-          <w:lang w:val="en-US" w:eastAsia="zh-CN"/>
-        </w:rPr>
-        <w:t>数据目录中保存的运行库、镜像和容器等文件。</w:t>
+        <w:t>修改“密码”</w:t>
+      </w:r>
+    </w:p>
+    <w:p>
+      <w:pPr>
+        <w:rPr>
+          <w:rFonts w:hint="default"/>
+          <w:lang w:val="en-US" w:eastAsia="zh-CN"/>
+        </w:rPr>
+      </w:pPr>
+      <w:r>
+        <w:rPr>
+          <w:rFonts w:hint="eastAsia"/>
+          <w:color w:val="FF0000"/>
+          <w:lang w:val="en-US" w:eastAsia="zh-CN"/>
+        </w:rPr>
+        <w:t>PS：默认密码是弱密码：123456。生产环境一定要将密码修改为强密码，访问被攻击。</w:t>
       </w:r>
     </w:p>
     <w:p>
@@ -1755,9 +1738,9 @@
       <w:r>
         <w:drawing>
           <wp:inline distT="0" distB="0" distL="114300" distR="114300">
-            <wp:extent cx="5177155" cy="3376930"/>
-            <wp:effectExtent l="0" t="0" r="4445" b="4445"/>
-            <wp:docPr id="13" name="图片 13"/>
+            <wp:extent cx="5273040" cy="3505200"/>
+            <wp:effectExtent l="0" t="0" r="3810" b="0"/>
+            <wp:docPr id="12" name="图片 11"/>
             <wp:cNvGraphicFramePr>
               <a:graphicFrameLocks xmlns:a="http://schemas.openxmlformats.org/drawingml/2006/main" noChangeAspect="1"/>
             </wp:cNvGraphicFramePr>
@@ -1765,7 +1748,7 @@
               <a:graphicData uri="http://schemas.openxmlformats.org/drawingml/2006/picture">
                 <pic:pic xmlns:pic="http://schemas.openxmlformats.org/drawingml/2006/picture">
                   <pic:nvPicPr>
-                    <pic:cNvPr id="13" name="图片 13"/>
+                    <pic:cNvPr id="12" name="图片 11"/>
                     <pic:cNvPicPr>
                       <a:picLocks noChangeAspect="1"/>
                     </pic:cNvPicPr>
@@ -1779,7 +1762,7 @@
                   <pic:spPr>
                     <a:xfrm>
                       <a:off x="0" y="0"/>
-                      <a:ext cx="5177155" cy="3376930"/>
+                      <a:ext cx="5273040" cy="3505200"/>
                     </a:xfrm>
                     <a:prstGeom prst="rect">
                       <a:avLst/>
@@ -1814,7 +1797,22 @@
           <w:rFonts w:hint="eastAsia"/>
           <w:lang w:val="en-US" w:eastAsia="zh-CN"/>
         </w:rPr>
-        <w:t>保存成功</w:t>
+        <w:t>修改“数据目录”</w:t>
+      </w:r>
+    </w:p>
+    <w:p>
+      <w:pPr>
+        <w:rPr>
+          <w:rFonts w:hint="default"/>
+          <w:lang w:val="en-US" w:eastAsia="zh-CN"/>
+        </w:rPr>
+      </w:pPr>
+      <w:r>
+        <w:rPr>
+          <w:rFonts w:hint="eastAsia"/>
+          <w:lang w:val="en-US" w:eastAsia="zh-CN"/>
+        </w:rPr>
+        <w:t>数据目录中保存的运行库、镜像和容器等文件。</w:t>
       </w:r>
     </w:p>
     <w:p>
@@ -1827,9 +1825,9 @@
       <w:r>
         <w:drawing>
           <wp:inline distT="0" distB="0" distL="114300" distR="114300">
-            <wp:extent cx="5167630" cy="3338830"/>
-            <wp:effectExtent l="0" t="0" r="4445" b="4445"/>
-            <wp:docPr id="14" name="图片 14"/>
+            <wp:extent cx="5267960" cy="3517265"/>
+            <wp:effectExtent l="0" t="0" r="8890" b="6985"/>
+            <wp:docPr id="13" name="图片 12"/>
             <wp:cNvGraphicFramePr>
               <a:graphicFrameLocks xmlns:a="http://schemas.openxmlformats.org/drawingml/2006/main" noChangeAspect="1"/>
             </wp:cNvGraphicFramePr>
@@ -1837,7 +1835,7 @@
               <a:graphicData uri="http://schemas.openxmlformats.org/drawingml/2006/picture">
                 <pic:pic xmlns:pic="http://schemas.openxmlformats.org/drawingml/2006/picture">
                   <pic:nvPicPr>
-                    <pic:cNvPr id="14" name="图片 14"/>
+                    <pic:cNvPr id="13" name="图片 12"/>
                     <pic:cNvPicPr>
                       <a:picLocks noChangeAspect="1"/>
                     </pic:cNvPicPr>
@@ -1851,7 +1849,7 @@
                   <pic:spPr>
                     <a:xfrm>
                       <a:off x="0" y="0"/>
-                      <a:ext cx="5167630" cy="3338830"/>
+                      <a:ext cx="5267960" cy="3517265"/>
                     </a:xfrm>
                     <a:prstGeom prst="rect">
                       <a:avLst/>
@@ -1870,39 +1868,10 @@
     </w:p>
     <w:p>
       <w:pPr>
-        <w:rPr>
-          <w:rFonts w:hint="default"/>
-          <w:lang w:val="en-US" w:eastAsia="zh-CN"/>
-        </w:rPr>
-      </w:pPr>
-    </w:p>
-    <w:p>
-      <w:pPr>
-        <w:pStyle w:val="3"/>
-        <w:numPr>
-          <w:ilvl w:val="0"/>
-          <w:numId w:val="1"/>
-        </w:numPr>
-        <w:bidi w:val="0"/>
-        <w:rPr>
-          <w:rFonts w:hint="default"/>
-          <w:lang w:val="en-US" w:eastAsia="zh-CN"/>
-        </w:rPr>
-      </w:pPr>
-      <w:r>
-        <w:rPr>
-          <w:rFonts w:hint="eastAsia"/>
-          <w:lang w:val="en-US" w:eastAsia="zh-CN"/>
-        </w:rPr>
-        <w:t>调试运行</w:t>
-      </w:r>
-    </w:p>
-    <w:p>
-      <w:pPr>
         <w:pStyle w:val="4"/>
         <w:numPr>
           <w:ilvl w:val="0"/>
-          <w:numId w:val="5"/>
+          <w:numId w:val="4"/>
         </w:numPr>
         <w:bidi w:val="0"/>
         <w:rPr>
@@ -1915,17 +1884,11 @@
           <w:rFonts w:hint="eastAsia"/>
           <w:lang w:val="en-US" w:eastAsia="zh-CN"/>
         </w:rPr>
-        <w:t>进入“调试运行”菜单项</w:t>
-      </w:r>
-    </w:p>
-    <w:p>
-      <w:pPr>
-        <w:widowControl w:val="0"/>
-        <w:numPr>
-          <w:ilvl w:val="0"/>
-          <w:numId w:val="0"/>
-        </w:numPr>
-        <w:jc w:val="both"/>
+        <w:t>保存成功</w:t>
+      </w:r>
+    </w:p>
+    <w:p>
+      <w:pPr>
         <w:rPr>
           <w:rFonts w:hint="default"/>
           <w:lang w:val="en-US" w:eastAsia="zh-CN"/>
@@ -1934,9 +1897,9 @@
       <w:r>
         <w:drawing>
           <wp:inline distT="0" distB="0" distL="114300" distR="114300">
-            <wp:extent cx="5005705" cy="3291205"/>
-            <wp:effectExtent l="0" t="0" r="4445" b="4445"/>
-            <wp:docPr id="15" name="图片 15"/>
+            <wp:extent cx="5270500" cy="3518535"/>
+            <wp:effectExtent l="0" t="0" r="6350" b="5715"/>
+            <wp:docPr id="14" name="图片 13"/>
             <wp:cNvGraphicFramePr>
               <a:graphicFrameLocks xmlns:a="http://schemas.openxmlformats.org/drawingml/2006/main" noChangeAspect="1"/>
             </wp:cNvGraphicFramePr>
@@ -1944,7 +1907,7 @@
               <a:graphicData uri="http://schemas.openxmlformats.org/drawingml/2006/picture">
                 <pic:pic xmlns:pic="http://schemas.openxmlformats.org/drawingml/2006/picture">
                   <pic:nvPicPr>
-                    <pic:cNvPr id="15" name="图片 15"/>
+                    <pic:cNvPr id="14" name="图片 13"/>
                     <pic:cNvPicPr>
                       <a:picLocks noChangeAspect="1"/>
                     </pic:cNvPicPr>
@@ -1958,7 +1921,7 @@
                   <pic:spPr>
                     <a:xfrm>
                       <a:off x="0" y="0"/>
-                      <a:ext cx="5005705" cy="3291205"/>
+                      <a:ext cx="5270500" cy="3518535"/>
                     </a:xfrm>
                     <a:prstGeom prst="rect">
                       <a:avLst/>
@@ -1977,6 +1940,35 @@
     </w:p>
     <w:p>
       <w:pPr>
+        <w:rPr>
+          <w:rFonts w:hint="default"/>
+          <w:lang w:val="en-US" w:eastAsia="zh-CN"/>
+        </w:rPr>
+      </w:pPr>
+    </w:p>
+    <w:p>
+      <w:pPr>
+        <w:pStyle w:val="3"/>
+        <w:numPr>
+          <w:ilvl w:val="0"/>
+          <w:numId w:val="1"/>
+        </w:numPr>
+        <w:bidi w:val="0"/>
+        <w:rPr>
+          <w:rFonts w:hint="default"/>
+          <w:lang w:val="en-US" w:eastAsia="zh-CN"/>
+        </w:rPr>
+      </w:pPr>
+      <w:r>
+        <w:rPr>
+          <w:rFonts w:hint="eastAsia"/>
+          <w:lang w:val="en-US" w:eastAsia="zh-CN"/>
+        </w:rPr>
+        <w:t>调试运行</w:t>
+      </w:r>
+    </w:p>
+    <w:p>
+      <w:pPr>
         <w:pStyle w:val="4"/>
         <w:numPr>
           <w:ilvl w:val="0"/>
@@ -1993,26 +1985,17 @@
           <w:rFonts w:hint="eastAsia"/>
           <w:lang w:val="en-US" w:eastAsia="zh-CN"/>
         </w:rPr>
-        <w:t>检查调试运行是否成功</w:t>
-      </w:r>
-    </w:p>
-    <w:p>
-      <w:pPr>
-        <w:rPr>
-          <w:rFonts w:hint="default"/>
-          <w:lang w:val="en-US" w:eastAsia="zh-CN"/>
-        </w:rPr>
-      </w:pPr>
-      <w:r>
-        <w:rPr>
-          <w:rFonts w:hint="eastAsia"/>
-          <w:lang w:val="en-US" w:eastAsia="zh-CN"/>
-        </w:rPr>
-        <w:t>如果弹出防火墙警报，点击“允许访问”</w:t>
-      </w:r>
-    </w:p>
-    <w:p>
-      <w:pPr>
+        <w:t>进入“调试运行”菜单项</w:t>
+      </w:r>
+    </w:p>
+    <w:p>
+      <w:pPr>
+        <w:widowControl w:val="0"/>
+        <w:numPr>
+          <w:ilvl w:val="0"/>
+          <w:numId w:val="0"/>
+        </w:numPr>
+        <w:jc w:val="both"/>
         <w:rPr>
           <w:rFonts w:hint="default"/>
           <w:lang w:val="en-US" w:eastAsia="zh-CN"/>
@@ -2021,9 +2004,9 @@
       <w:r>
         <w:drawing>
           <wp:inline distT="0" distB="0" distL="114300" distR="114300">
-            <wp:extent cx="5139055" cy="3376930"/>
-            <wp:effectExtent l="0" t="0" r="4445" b="4445"/>
-            <wp:docPr id="18" name="图片 18"/>
+            <wp:extent cx="5272405" cy="3524885"/>
+            <wp:effectExtent l="0" t="0" r="4445" b="8890"/>
+            <wp:docPr id="15" name="图片 14"/>
             <wp:cNvGraphicFramePr>
               <a:graphicFrameLocks xmlns:a="http://schemas.openxmlformats.org/drawingml/2006/main" noChangeAspect="1"/>
             </wp:cNvGraphicFramePr>
@@ -2031,7 +2014,7 @@
               <a:graphicData uri="http://schemas.openxmlformats.org/drawingml/2006/picture">
                 <pic:pic xmlns:pic="http://schemas.openxmlformats.org/drawingml/2006/picture">
                   <pic:nvPicPr>
-                    <pic:cNvPr id="18" name="图片 18"/>
+                    <pic:cNvPr id="15" name="图片 14"/>
                     <pic:cNvPicPr>
                       <a:picLocks noChangeAspect="1"/>
                     </pic:cNvPicPr>
@@ -2045,7 +2028,7 @@
                   <pic:spPr>
                     <a:xfrm>
                       <a:off x="0" y="0"/>
-                      <a:ext cx="5139055" cy="3376930"/>
+                      <a:ext cx="5272405" cy="3524885"/>
                     </a:xfrm>
                     <a:prstGeom prst="rect">
                       <a:avLst/>
@@ -2064,26 +2047,53 @@
     </w:p>
     <w:p>
       <w:pPr>
-        <w:rPr>
-          <w:rFonts w:hint="default"/>
-          <w:lang w:val="en-US" w:eastAsia="zh-CN"/>
-        </w:rPr>
-      </w:pPr>
-      <w:r>
-        <w:rPr>
-          <w:rFonts w:hint="eastAsia"/>
-          <w:lang w:val="en-US" w:eastAsia="zh-CN"/>
-        </w:rPr>
-        <w:t>输出日志中如果显示如下的“Web服务启动完成”，则代表配置无误，运行正常。</w:t>
-      </w:r>
-    </w:p>
-    <w:p>
+        <w:pStyle w:val="4"/>
+        <w:numPr>
+          <w:ilvl w:val="0"/>
+          <w:numId w:val="5"/>
+        </w:numPr>
+        <w:bidi w:val="0"/>
+        <w:rPr>
+          <w:rFonts w:hint="default"/>
+          <w:lang w:val="en-US" w:eastAsia="zh-CN"/>
+        </w:rPr>
+      </w:pPr>
+      <w:r>
+        <w:rPr>
+          <w:rFonts w:hint="eastAsia"/>
+          <w:lang w:val="en-US" w:eastAsia="zh-CN"/>
+        </w:rPr>
+        <w:t>检查调试运行是否成功</w:t>
+      </w:r>
+    </w:p>
+    <w:p>
+      <w:pPr>
+        <w:rPr>
+          <w:rFonts w:hint="default"/>
+          <w:lang w:val="en-US" w:eastAsia="zh-CN"/>
+        </w:rPr>
+      </w:pPr>
+      <w:r>
+        <w:rPr>
+          <w:rFonts w:hint="eastAsia"/>
+          <w:lang w:val="en-US" w:eastAsia="zh-CN"/>
+        </w:rPr>
+        <w:t>如果弹出防火墙警报，点击“允许访问”</w:t>
+      </w:r>
+    </w:p>
+    <w:p>
+      <w:pPr>
+        <w:rPr>
+          <w:rFonts w:hint="default"/>
+          <w:lang w:val="en-US" w:eastAsia="zh-CN"/>
+        </w:rPr>
+      </w:pPr>
       <w:r>
         <w:drawing>
           <wp:inline distT="0" distB="0" distL="114300" distR="114300">
-            <wp:extent cx="5271135" cy="3335020"/>
-            <wp:effectExtent l="0" t="0" r="5715" b="8255"/>
-            <wp:docPr id="19" name="图片 19"/>
+            <wp:extent cx="5268595" cy="3552825"/>
+            <wp:effectExtent l="0" t="0" r="8255" b="0"/>
+            <wp:docPr id="16" name="图片 15"/>
             <wp:cNvGraphicFramePr>
               <a:graphicFrameLocks xmlns:a="http://schemas.openxmlformats.org/drawingml/2006/main" noChangeAspect="1"/>
             </wp:cNvGraphicFramePr>
@@ -2091,7 +2101,7 @@
               <a:graphicData uri="http://schemas.openxmlformats.org/drawingml/2006/picture">
                 <pic:pic xmlns:pic="http://schemas.openxmlformats.org/drawingml/2006/picture">
                   <pic:nvPicPr>
-                    <pic:cNvPr id="19" name="图片 19"/>
+                    <pic:cNvPr id="16" name="图片 15"/>
                     <pic:cNvPicPr>
                       <a:picLocks noChangeAspect="1"/>
                     </pic:cNvPicPr>
@@ -2105,7 +2115,7 @@
                   <pic:spPr>
                     <a:xfrm>
                       <a:off x="0" y="0"/>
-                      <a:ext cx="5271135" cy="3335020"/>
+                      <a:ext cx="5268595" cy="3552825"/>
                     </a:xfrm>
                     <a:prstGeom prst="rect">
                       <a:avLst/>
@@ -2134,22 +2144,16 @@
           <w:rFonts w:hint="eastAsia"/>
           <w:lang w:val="en-US" w:eastAsia="zh-CN"/>
         </w:rPr>
-        <w:t>如果端口被占用，则会显示下面的输出。address already in use(地址已经被使用)。</w:t>
-      </w:r>
-    </w:p>
-    <w:p>
-      <w:pPr>
-        <w:rPr>
-          <w:rFonts w:hint="default"/>
-          <w:lang w:val="en-US" w:eastAsia="zh-CN"/>
-        </w:rPr>
-      </w:pPr>
+        <w:t>输出日志中如果显示如下的“Web服务启动完成”，则代表配置无误，运行正常。</w:t>
+      </w:r>
+    </w:p>
+    <w:p>
       <w:r>
         <w:drawing>
           <wp:inline distT="0" distB="0" distL="114300" distR="114300">
-            <wp:extent cx="5129530" cy="4081780"/>
-            <wp:effectExtent l="0" t="0" r="4445" b="4445"/>
-            <wp:docPr id="20" name="图片 20"/>
+            <wp:extent cx="5270500" cy="3503930"/>
+            <wp:effectExtent l="0" t="0" r="6350" b="1270"/>
+            <wp:docPr id="17" name="图片 16"/>
             <wp:cNvGraphicFramePr>
               <a:graphicFrameLocks xmlns:a="http://schemas.openxmlformats.org/drawingml/2006/main" noChangeAspect="1"/>
             </wp:cNvGraphicFramePr>
@@ -2157,7 +2161,7 @@
               <a:graphicData uri="http://schemas.openxmlformats.org/drawingml/2006/picture">
                 <pic:pic xmlns:pic="http://schemas.openxmlformats.org/drawingml/2006/picture">
                   <pic:nvPicPr>
-                    <pic:cNvPr id="20" name="图片 20"/>
+                    <pic:cNvPr id="17" name="图片 16"/>
                     <pic:cNvPicPr>
                       <a:picLocks noChangeAspect="1"/>
                     </pic:cNvPicPr>
@@ -2171,7 +2175,7 @@
                   <pic:spPr>
                     <a:xfrm>
                       <a:off x="0" y="0"/>
-                      <a:ext cx="5129530" cy="4081780"/>
+                      <a:ext cx="5270500" cy="3503930"/>
                     </a:xfrm>
                     <a:prstGeom prst="rect">
                       <a:avLst/>
@@ -2190,47 +2194,32 @@
     </w:p>
     <w:p>
       <w:pPr>
-        <w:pStyle w:val="4"/>
-        <w:numPr>
-          <w:ilvl w:val="0"/>
-          <w:numId w:val="5"/>
-        </w:numPr>
-        <w:bidi w:val="0"/>
-        <w:rPr>
-          <w:rFonts w:hint="default"/>
-          <w:lang w:val="en-US" w:eastAsia="zh-CN"/>
-        </w:rPr>
-      </w:pPr>
-      <w:r>
-        <w:rPr>
-          <w:rFonts w:hint="eastAsia"/>
-          <w:lang w:val="en-US" w:eastAsia="zh-CN"/>
-        </w:rPr>
-        <w:t>退出调试运行</w:t>
-      </w:r>
-    </w:p>
-    <w:p>
-      <w:pPr>
-        <w:rPr>
-          <w:rFonts w:hint="default"/>
-          <w:lang w:val="en-US" w:eastAsia="zh-CN"/>
-        </w:rPr>
-      </w:pPr>
-      <w:r>
-        <w:rPr>
-          <w:rFonts w:hint="eastAsia"/>
-          <w:lang w:val="en-US" w:eastAsia="zh-CN"/>
-        </w:rPr>
-        <w:t>按“Ctrl + C”退出调试运行</w:t>
-      </w:r>
-    </w:p>
-    <w:p>
+        <w:rPr>
+          <w:rFonts w:hint="default"/>
+          <w:lang w:val="en-US" w:eastAsia="zh-CN"/>
+        </w:rPr>
+      </w:pPr>
+      <w:r>
+        <w:rPr>
+          <w:rFonts w:hint="eastAsia"/>
+          <w:lang w:val="en-US" w:eastAsia="zh-CN"/>
+        </w:rPr>
+        <w:t>如果端口被占用，则会显示下面的输出。address already in use(地址已经被使用)。</w:t>
+      </w:r>
+    </w:p>
+    <w:p>
+      <w:pPr>
+        <w:rPr>
+          <w:rFonts w:hint="default"/>
+          <w:lang w:val="en-US" w:eastAsia="zh-CN"/>
+        </w:rPr>
+      </w:pPr>
       <w:r>
         <w:drawing>
           <wp:inline distT="0" distB="0" distL="114300" distR="114300">
-            <wp:extent cx="5177155" cy="3329305"/>
-            <wp:effectExtent l="0" t="0" r="4445" b="4445"/>
-            <wp:docPr id="21" name="图片 21"/>
+            <wp:extent cx="5269230" cy="5764530"/>
+            <wp:effectExtent l="0" t="0" r="7620" b="7620"/>
+            <wp:docPr id="18" name="图片 17"/>
             <wp:cNvGraphicFramePr>
               <a:graphicFrameLocks xmlns:a="http://schemas.openxmlformats.org/drawingml/2006/main" noChangeAspect="1"/>
             </wp:cNvGraphicFramePr>
@@ -2238,7 +2227,7 @@
               <a:graphicData uri="http://schemas.openxmlformats.org/drawingml/2006/picture">
                 <pic:pic xmlns:pic="http://schemas.openxmlformats.org/drawingml/2006/picture">
                   <pic:nvPicPr>
-                    <pic:cNvPr id="21" name="图片 21"/>
+                    <pic:cNvPr id="18" name="图片 17"/>
                     <pic:cNvPicPr>
                       <a:picLocks noChangeAspect="1"/>
                     </pic:cNvPicPr>
@@ -2252,7 +2241,7 @@
                   <pic:spPr>
                     <a:xfrm>
                       <a:off x="0" y="0"/>
-                      <a:ext cx="5177155" cy="3329305"/>
+                      <a:ext cx="5269230" cy="5764530"/>
                     </a:xfrm>
                     <a:prstGeom prst="rect">
                       <a:avLst/>
@@ -2271,31 +2260,10 @@
     </w:p>
     <w:p>
       <w:pPr>
-        <w:pStyle w:val="3"/>
-        <w:numPr>
-          <w:ilvl w:val="0"/>
-          <w:numId w:val="1"/>
-        </w:numPr>
-        <w:bidi w:val="0"/>
-        <w:rPr>
-          <w:rFonts w:hint="default"/>
-          <w:lang w:val="en-US" w:eastAsia="zh-CN"/>
-        </w:rPr>
-      </w:pPr>
-      <w:r>
-        <w:rPr>
-          <w:rFonts w:hint="eastAsia"/>
-          <w:lang w:val="en-US" w:eastAsia="zh-CN"/>
-        </w:rPr>
-        <w:t>安装服务</w:t>
-      </w:r>
-    </w:p>
-    <w:p>
-      <w:pPr>
         <w:pStyle w:val="4"/>
         <w:numPr>
           <w:ilvl w:val="0"/>
-          <w:numId w:val="6"/>
+          <w:numId w:val="5"/>
         </w:numPr>
         <w:bidi w:val="0"/>
         <w:rPr>
@@ -2308,22 +2276,31 @@
           <w:rFonts w:hint="eastAsia"/>
           <w:lang w:val="en-US" w:eastAsia="zh-CN"/>
         </w:rPr>
-        <w:t>进入“服务管理”菜单项</w:t>
-      </w:r>
-    </w:p>
-    <w:p>
-      <w:pPr>
-        <w:rPr>
-          <w:rFonts w:hint="default"/>
-          <w:lang w:val="en-US" w:eastAsia="zh-CN"/>
-        </w:rPr>
-      </w:pPr>
+        <w:t>退出调试运行</w:t>
+      </w:r>
+    </w:p>
+    <w:p>
+      <w:pPr>
+        <w:rPr>
+          <w:rFonts w:hint="default"/>
+          <w:lang w:val="en-US" w:eastAsia="zh-CN"/>
+        </w:rPr>
+      </w:pPr>
+      <w:r>
+        <w:rPr>
+          <w:rFonts w:hint="eastAsia"/>
+          <w:lang w:val="en-US" w:eastAsia="zh-CN"/>
+        </w:rPr>
+        <w:t>按“Ctrl + C”退出调试运行</w:t>
+      </w:r>
+    </w:p>
+    <w:p>
       <w:r>
         <w:drawing>
           <wp:inline distT="0" distB="0" distL="114300" distR="114300">
-            <wp:extent cx="5271135" cy="3369945"/>
-            <wp:effectExtent l="0" t="0" r="5715" b="1905"/>
-            <wp:docPr id="22" name="图片 22"/>
+            <wp:extent cx="5268595" cy="3491865"/>
+            <wp:effectExtent l="0" t="0" r="8255" b="3810"/>
+            <wp:docPr id="19" name="图片 18"/>
             <wp:cNvGraphicFramePr>
               <a:graphicFrameLocks xmlns:a="http://schemas.openxmlformats.org/drawingml/2006/main" noChangeAspect="1"/>
             </wp:cNvGraphicFramePr>
@@ -2331,7 +2308,7 @@
               <a:graphicData uri="http://schemas.openxmlformats.org/drawingml/2006/picture">
                 <pic:pic xmlns:pic="http://schemas.openxmlformats.org/drawingml/2006/picture">
                   <pic:nvPicPr>
-                    <pic:cNvPr id="22" name="图片 22"/>
+                    <pic:cNvPr id="19" name="图片 18"/>
                     <pic:cNvPicPr>
                       <a:picLocks noChangeAspect="1"/>
                     </pic:cNvPicPr>
@@ -2345,7 +2322,7 @@
                   <pic:spPr>
                     <a:xfrm>
                       <a:off x="0" y="0"/>
-                      <a:ext cx="5271135" cy="3369945"/>
+                      <a:ext cx="5268595" cy="3491865"/>
                     </a:xfrm>
                     <a:prstGeom prst="rect">
                       <a:avLst/>
@@ -2364,6 +2341,27 @@
     </w:p>
     <w:p>
       <w:pPr>
+        <w:pStyle w:val="3"/>
+        <w:numPr>
+          <w:ilvl w:val="0"/>
+          <w:numId w:val="1"/>
+        </w:numPr>
+        <w:bidi w:val="0"/>
+        <w:rPr>
+          <w:rFonts w:hint="default"/>
+          <w:lang w:val="en-US" w:eastAsia="zh-CN"/>
+        </w:rPr>
+      </w:pPr>
+      <w:r>
+        <w:rPr>
+          <w:rFonts w:hint="eastAsia"/>
+          <w:lang w:val="en-US" w:eastAsia="zh-CN"/>
+        </w:rPr>
+        <w:t>安装服务</w:t>
+      </w:r>
+    </w:p>
+    <w:p>
+      <w:pPr>
         <w:pStyle w:val="4"/>
         <w:numPr>
           <w:ilvl w:val="0"/>
@@ -2380,7 +2378,7 @@
           <w:rFonts w:hint="eastAsia"/>
           <w:lang w:val="en-US" w:eastAsia="zh-CN"/>
         </w:rPr>
-        <w:t>选择“安装服务”</w:t>
+        <w:t>进入“服务管理”菜单项</w:t>
       </w:r>
     </w:p>
     <w:p>
@@ -2393,9 +2391,9 @@
       <w:r>
         <w:drawing>
           <wp:inline distT="0" distB="0" distL="114300" distR="114300">
-            <wp:extent cx="5243830" cy="3367405"/>
-            <wp:effectExtent l="0" t="0" r="4445" b="4445"/>
-            <wp:docPr id="23" name="图片 23"/>
+            <wp:extent cx="5274310" cy="3510915"/>
+            <wp:effectExtent l="0" t="0" r="2540" b="3810"/>
+            <wp:docPr id="20" name="图片 19"/>
             <wp:cNvGraphicFramePr>
               <a:graphicFrameLocks xmlns:a="http://schemas.openxmlformats.org/drawingml/2006/main" noChangeAspect="1"/>
             </wp:cNvGraphicFramePr>
@@ -2403,7 +2401,7 @@
               <a:graphicData uri="http://schemas.openxmlformats.org/drawingml/2006/picture">
                 <pic:pic xmlns:pic="http://schemas.openxmlformats.org/drawingml/2006/picture">
                   <pic:nvPicPr>
-                    <pic:cNvPr id="23" name="图片 23"/>
+                    <pic:cNvPr id="20" name="图片 19"/>
                     <pic:cNvPicPr>
                       <a:picLocks noChangeAspect="1"/>
                     </pic:cNvPicPr>
@@ -2417,7 +2415,7 @@
                   <pic:spPr>
                     <a:xfrm>
                       <a:off x="0" y="0"/>
-                      <a:ext cx="5243830" cy="3367405"/>
+                      <a:ext cx="5274310" cy="3510915"/>
                     </a:xfrm>
                     <a:prstGeom prst="rect">
                       <a:avLst/>
@@ -2452,7 +2450,7 @@
           <w:rFonts w:hint="eastAsia"/>
           <w:lang w:val="en-US" w:eastAsia="zh-CN"/>
         </w:rPr>
-        <w:t>如果弹出用户账户控制窗口，点击“是”</w:t>
+        <w:t>选择“安装服务”</w:t>
       </w:r>
     </w:p>
     <w:p>
@@ -2465,9 +2463,9 @@
       <w:r>
         <w:drawing>
           <wp:inline distT="0" distB="0" distL="114300" distR="114300">
-            <wp:extent cx="5274310" cy="3297555"/>
-            <wp:effectExtent l="0" t="0" r="2540" b="7620"/>
-            <wp:docPr id="44" name="图片 28"/>
+            <wp:extent cx="5270500" cy="3503930"/>
+            <wp:effectExtent l="0" t="0" r="6350" b="1270"/>
+            <wp:docPr id="21" name="图片 20"/>
             <wp:cNvGraphicFramePr>
               <a:graphicFrameLocks xmlns:a="http://schemas.openxmlformats.org/drawingml/2006/main" noChangeAspect="1"/>
             </wp:cNvGraphicFramePr>
@@ -2475,7 +2473,7 @@
               <a:graphicData uri="http://schemas.openxmlformats.org/drawingml/2006/picture">
                 <pic:pic xmlns:pic="http://schemas.openxmlformats.org/drawingml/2006/picture">
                   <pic:nvPicPr>
-                    <pic:cNvPr id="44" name="图片 28"/>
+                    <pic:cNvPr id="21" name="图片 20"/>
                     <pic:cNvPicPr>
                       <a:picLocks noChangeAspect="1"/>
                     </pic:cNvPicPr>
@@ -2489,7 +2487,7 @@
                   <pic:spPr>
                     <a:xfrm>
                       <a:off x="0" y="0"/>
-                      <a:ext cx="5274310" cy="3297555"/>
+                      <a:ext cx="5270500" cy="3503930"/>
                     </a:xfrm>
                     <a:prstGeom prst="rect">
                       <a:avLst/>
@@ -2508,26 +2506,38 @@
     </w:p>
     <w:p>
       <w:pPr>
-        <w:rPr>
-          <w:rFonts w:hint="default"/>
-          <w:lang w:val="en-US" w:eastAsia="zh-CN"/>
-        </w:rPr>
-      </w:pPr>
-      <w:r>
-        <w:rPr>
-          <w:rFonts w:hint="eastAsia"/>
-          <w:lang w:val="en-US" w:eastAsia="zh-CN"/>
-        </w:rPr>
-        <w:t>显示“安装完成”，代表安装已经完成，根据需要再选择是否立即启动服务。</w:t>
-      </w:r>
-    </w:p>
-    <w:p>
+        <w:pStyle w:val="4"/>
+        <w:numPr>
+          <w:ilvl w:val="0"/>
+          <w:numId w:val="6"/>
+        </w:numPr>
+        <w:bidi w:val="0"/>
+        <w:rPr>
+          <w:rFonts w:hint="default"/>
+          <w:lang w:val="en-US" w:eastAsia="zh-CN"/>
+        </w:rPr>
+      </w:pPr>
+      <w:r>
+        <w:rPr>
+          <w:rFonts w:hint="eastAsia"/>
+          <w:lang w:val="en-US" w:eastAsia="zh-CN"/>
+        </w:rPr>
+        <w:t>如果弹出用户账户控制窗口，点击“是”</w:t>
+      </w:r>
+    </w:p>
+    <w:p>
+      <w:pPr>
+        <w:rPr>
+          <w:rFonts w:hint="default"/>
+          <w:lang w:val="en-US" w:eastAsia="zh-CN"/>
+        </w:rPr>
+      </w:pPr>
       <w:r>
         <w:drawing>
           <wp:inline distT="0" distB="0" distL="114300" distR="114300">
-            <wp:extent cx="5243830" cy="3376930"/>
-            <wp:effectExtent l="0" t="0" r="4445" b="4445"/>
-            <wp:docPr id="24" name="图片 24"/>
+            <wp:extent cx="5270500" cy="3503930"/>
+            <wp:effectExtent l="0" t="0" r="6350" b="1270"/>
+            <wp:docPr id="22" name="图片 21"/>
             <wp:cNvGraphicFramePr>
               <a:graphicFrameLocks xmlns:a="http://schemas.openxmlformats.org/drawingml/2006/main" noChangeAspect="1"/>
             </wp:cNvGraphicFramePr>
@@ -2535,7 +2545,7 @@
               <a:graphicData uri="http://schemas.openxmlformats.org/drawingml/2006/picture">
                 <pic:pic xmlns:pic="http://schemas.openxmlformats.org/drawingml/2006/picture">
                   <pic:nvPicPr>
-                    <pic:cNvPr id="24" name="图片 24"/>
+                    <pic:cNvPr id="22" name="图片 21"/>
                     <pic:cNvPicPr>
                       <a:picLocks noChangeAspect="1"/>
                     </pic:cNvPicPr>
@@ -2549,7 +2559,7 @@
                   <pic:spPr>
                     <a:xfrm>
                       <a:off x="0" y="0"/>
-                      <a:ext cx="5243830" cy="3376930"/>
+                      <a:ext cx="5270500" cy="3503930"/>
                     </a:xfrm>
                     <a:prstGeom prst="rect">
                       <a:avLst/>
@@ -2569,25 +2579,25 @@
     <w:p>
       <w:pPr>
         <w:rPr>
-          <w:rFonts w:hint="eastAsia"/>
-          <w:lang w:val="en-US" w:eastAsia="zh-CN"/>
-        </w:rPr>
-      </w:pPr>
-      <w:r>
-        <w:rPr>
-          <w:rFonts w:hint="eastAsia"/>
-          <w:lang w:val="en-US" w:eastAsia="zh-CN"/>
-        </w:rPr>
-        <w:t>如果选择了“是”，则会启动服务。</w:t>
+          <w:rFonts w:hint="default"/>
+          <w:lang w:val="en-US" w:eastAsia="zh-CN"/>
+        </w:rPr>
+      </w:pPr>
+      <w:r>
+        <w:rPr>
+          <w:rFonts w:hint="eastAsia"/>
+          <w:lang w:val="en-US" w:eastAsia="zh-CN"/>
+        </w:rPr>
+        <w:t>显示“安装完成”，代表安装已经完成，根据需要再选择是否立即启动服务。</w:t>
       </w:r>
     </w:p>
     <w:p>
       <w:r>
         <w:drawing>
           <wp:inline distT="0" distB="0" distL="114300" distR="114300">
-            <wp:extent cx="5271770" cy="3375660"/>
-            <wp:effectExtent l="0" t="0" r="5080" b="5715"/>
-            <wp:docPr id="46" name="图片 30"/>
+            <wp:extent cx="5270500" cy="3488690"/>
+            <wp:effectExtent l="0" t="0" r="6350" b="6985"/>
+            <wp:docPr id="23" name="图片 22"/>
             <wp:cNvGraphicFramePr>
               <a:graphicFrameLocks xmlns:a="http://schemas.openxmlformats.org/drawingml/2006/main" noChangeAspect="1"/>
             </wp:cNvGraphicFramePr>
@@ -2595,7 +2605,7 @@
               <a:graphicData uri="http://schemas.openxmlformats.org/drawingml/2006/picture">
                 <pic:pic xmlns:pic="http://schemas.openxmlformats.org/drawingml/2006/picture">
                   <pic:nvPicPr>
-                    <pic:cNvPr id="46" name="图片 30"/>
+                    <pic:cNvPr id="23" name="图片 22"/>
                     <pic:cNvPicPr>
                       <a:picLocks noChangeAspect="1"/>
                     </pic:cNvPicPr>
@@ -2609,7 +2619,7 @@
                   <pic:spPr>
                     <a:xfrm>
                       <a:off x="0" y="0"/>
-                      <a:ext cx="5271770" cy="3375660"/>
+                      <a:ext cx="5270500" cy="3488690"/>
                     </a:xfrm>
                     <a:prstGeom prst="rect">
                       <a:avLst/>
@@ -2629,16 +2639,25 @@
     <w:p>
       <w:pPr>
         <w:rPr>
-          <w:rFonts w:hint="default"/>
-          <w:lang w:val="en-US" w:eastAsia="zh-CN"/>
-        </w:rPr>
-      </w:pPr>
+          <w:rFonts w:hint="eastAsia"/>
+          <w:lang w:val="en-US" w:eastAsia="zh-CN"/>
+        </w:rPr>
+      </w:pPr>
+      <w:r>
+        <w:rPr>
+          <w:rFonts w:hint="eastAsia"/>
+          <w:lang w:val="en-US" w:eastAsia="zh-CN"/>
+        </w:rPr>
+        <w:t>如果选择了“是”，则会启动服务。</w:t>
+      </w:r>
+    </w:p>
+    <w:p>
       <w:r>
         <w:drawing>
           <wp:inline distT="0" distB="0" distL="114300" distR="114300">
-            <wp:extent cx="5215255" cy="3386455"/>
-            <wp:effectExtent l="0" t="0" r="4445" b="4445"/>
-            <wp:docPr id="25" name="图片 25"/>
+            <wp:extent cx="5270500" cy="3528695"/>
+            <wp:effectExtent l="0" t="0" r="6350" b="5080"/>
+            <wp:docPr id="24" name="图片 23"/>
             <wp:cNvGraphicFramePr>
               <a:graphicFrameLocks xmlns:a="http://schemas.openxmlformats.org/drawingml/2006/main" noChangeAspect="1"/>
             </wp:cNvGraphicFramePr>
@@ -2646,7 +2665,7 @@
               <a:graphicData uri="http://schemas.openxmlformats.org/drawingml/2006/picture">
                 <pic:pic xmlns:pic="http://schemas.openxmlformats.org/drawingml/2006/picture">
                   <pic:nvPicPr>
-                    <pic:cNvPr id="25" name="图片 25"/>
+                    <pic:cNvPr id="24" name="图片 23"/>
                     <pic:cNvPicPr>
                       <a:picLocks noChangeAspect="1"/>
                     </pic:cNvPicPr>
@@ -2660,7 +2679,7 @@
                   <pic:spPr>
                     <a:xfrm>
                       <a:off x="0" y="0"/>
-                      <a:ext cx="5215255" cy="3386455"/>
+                      <a:ext cx="5270500" cy="3528695"/>
                     </a:xfrm>
                     <a:prstGeom prst="rect">
                       <a:avLst/>
@@ -2676,6 +2695,59 @@
           </wp:inline>
         </w:drawing>
       </w:r>
+    </w:p>
+    <w:p>
+      <w:pPr>
+        <w:rPr>
+          <w:rFonts w:hint="default"/>
+          <w:lang w:val="en-US" w:eastAsia="zh-CN"/>
+        </w:rPr>
+      </w:pPr>
+      <w:r>
+        <w:drawing>
+          <wp:inline distT="0" distB="0" distL="114300" distR="114300">
+            <wp:extent cx="5273675" cy="3500755"/>
+            <wp:effectExtent l="0" t="0" r="3175" b="4445"/>
+            <wp:docPr id="25" name="图片 24"/>
+            <wp:cNvGraphicFramePr>
+              <a:graphicFrameLocks xmlns:a="http://schemas.openxmlformats.org/drawingml/2006/main" noChangeAspect="1"/>
+            </wp:cNvGraphicFramePr>
+            <a:graphic xmlns:a="http://schemas.openxmlformats.org/drawingml/2006/main">
+              <a:graphicData uri="http://schemas.openxmlformats.org/drawingml/2006/picture">
+                <pic:pic xmlns:pic="http://schemas.openxmlformats.org/drawingml/2006/picture">
+                  <pic:nvPicPr>
+                    <pic:cNvPr id="25" name="图片 24"/>
+                    <pic:cNvPicPr>
+                      <a:picLocks noChangeAspect="1"/>
+                    </pic:cNvPicPr>
+                  </pic:nvPicPr>
+                  <pic:blipFill>
+                    <a:blip r:embed="rId26"/>
+                    <a:stretch>
+                      <a:fillRect/>
+                    </a:stretch>
+                  </pic:blipFill>
+                  <pic:spPr>
+                    <a:xfrm>
+                      <a:off x="0" y="0"/>
+                      <a:ext cx="5273675" cy="3500755"/>
+                    </a:xfrm>
+                    <a:prstGeom prst="rect">
+                      <a:avLst/>
+                    </a:prstGeom>
+                    <a:noFill/>
+                    <a:ln>
+                      <a:noFill/>
+                    </a:ln>
+                  </pic:spPr>
+                </pic:pic>
+              </a:graphicData>
+            </a:graphic>
+          </wp:inline>
+        </w:drawing>
+      </w:r>
+      <w:bookmarkStart w:id="0" w:name="_GoBack"/>
+      <w:bookmarkEnd w:id="0"/>
     </w:p>
     <w:sectPr>
       <w:pgSz w:w="11906" w:h="16838"/>
